--- a/Assesment.docx
+++ b/Assesment.docx
@@ -12,6 +12,15 @@
           <w:szCs w:val="36"/>
         </w:rPr>
       </w:pPr>
+      <w:r>
+        <w:rPr>
+          <w:b/>
+          <w:bCs/>
+          <w:sz w:val="36"/>
+          <w:szCs w:val="36"/>
+        </w:rPr>
+        <w:t xml:space="preserve">Python </w:t>
+      </w:r>
       <w:proofErr w:type="spellStart"/>
       <w:r>
         <w:rPr>
